--- a/S9_Knowledge_diseno_estado_fases_v2.docx
+++ b/S9_Knowledge_diseno_estado_fases_v2.docx
@@ -3806,7 +3806,7 @@
                 <w:b w:val="0"/>
                 <w:sz w:val="15"/>
               </w:rPr>
-              <w:t>http://192.168.1.205:8088 con grafo/fichas/búsqueda.</w:t>
+              <w:t>http://IP-VM105-REDACTADA:8088 con grafo/fichas/búsqueda.</w:t>
             </w:r>
           </w:p>
         </w:tc>
@@ -4233,7 +4233,7 @@
                 <w:b w:val="0"/>
                 <w:sz w:val="16"/>
               </w:rPr>
-              <w:t>URL local http://192.168.1.205:8088</w:t>
+              <w:t>URL local http://IP-VM105-REDACTADA:8088</w:t>
             </w:r>
           </w:p>
         </w:tc>
